--- a/docx/knowledge-base/course/nguon-tham-khao.docx
+++ b/docx/knowledge-base/course/nguon-tham-khao.docx
@@ -114,7 +114,7 @@
         </w:numPr>
         <w:spacing w:after="80" w:line="320"/>
       </w:pPr>
-      <w:hyperlink w:history="1" r:id="rIdicetcj9fap8f4sxo-eyf5">
+      <w:hyperlink w:history="1" r:id="rId99bcjxjsxkmfg9kobxqfw">
         <w:r>
           <w:rPr>
             <w:rStyle w:val="Hyperlink"/>
@@ -154,7 +154,7 @@
         </w:numPr>
         <w:spacing w:after="80" w:line="320"/>
       </w:pPr>
-      <w:hyperlink w:history="1" r:id="rIdzfpvilzmcp_eqkwa3kezk">
+      <w:hyperlink w:history="1" r:id="rIdmgknkhlyprt-zki3ijtti">
         <w:r>
           <w:rPr>
             <w:rStyle w:val="Hyperlink"/>
@@ -267,7 +267,7 @@
         </w:numPr>
         <w:spacing w:after="80" w:line="320"/>
       </w:pPr>
-      <w:hyperlink w:history="1" r:id="rId6iio3ifndq6tt17meiitf">
+      <w:hyperlink w:history="1" r:id="rIddv_xbkcub0eknfxzexiyr">
         <w:r>
           <w:rPr>
             <w:rStyle w:val="Hyperlink"/>
@@ -325,7 +325,7 @@
         </w:numPr>
         <w:spacing w:after="80" w:line="320"/>
       </w:pPr>
-      <w:hyperlink w:history="1" r:id="rIdfek8x6lk9mguvnhujaqyr">
+      <w:hyperlink w:history="1" r:id="rIdhv1wbbj2pvh-pjfd2te0w">
         <w:r>
           <w:rPr>
             <w:rStyle w:val="Hyperlink"/>
@@ -383,7 +383,7 @@
         </w:numPr>
         <w:spacing w:after="80" w:line="320"/>
       </w:pPr>
-      <w:hyperlink w:history="1" r:id="rId01_povh4upevbkbwagyqy">
+      <w:hyperlink w:history="1" r:id="rIdzupdrd75oaxods3_a8pt-">
         <w:r>
           <w:rPr>
             <w:rStyle w:val="Hyperlink"/>
@@ -441,7 +441,7 @@
         </w:numPr>
         <w:spacing w:after="80" w:line="320"/>
       </w:pPr>
-      <w:hyperlink w:history="1" r:id="rIdwqnw1ig86s_agasrovvfb">
+      <w:hyperlink w:history="1" r:id="rIdj-t4v_cnctdn1zkyuzexc">
         <w:r>
           <w:rPr>
             <w:rStyle w:val="Hyperlink"/>
@@ -517,7 +517,7 @@
         </w:numPr>
         <w:spacing w:after="80" w:line="320"/>
       </w:pPr>
-      <w:hyperlink w:history="1" r:id="rIdgpw3sy_8b2lygvjilynhp">
+      <w:hyperlink w:history="1" r:id="rId790wopmlf-et8wf_npyy4">
         <w:r>
           <w:rPr>
             <w:rStyle w:val="Hyperlink"/>
@@ -575,7 +575,7 @@
         </w:numPr>
         <w:spacing w:after="80" w:line="320"/>
       </w:pPr>
-      <w:hyperlink w:history="1" r:id="rIdqswbwgow6r_n37povdile">
+      <w:hyperlink w:history="1" r:id="rIdrls33lyalvxajfegtgedw">
         <w:r>
           <w:rPr>
             <w:rStyle w:val="Hyperlink"/>
@@ -615,7 +615,7 @@
         </w:numPr>
         <w:spacing w:after="80" w:line="320"/>
       </w:pPr>
-      <w:hyperlink w:history="1" r:id="rIds17i0tcdv_w2twmj1u6vw">
+      <w:hyperlink w:history="1" r:id="rId3am_q4brdhpojdxxfewmz">
         <w:r>
           <w:rPr>
             <w:rStyle w:val="Hyperlink"/>
@@ -655,7 +655,7 @@
         </w:numPr>
         <w:spacing w:after="80" w:line="320"/>
       </w:pPr>
-      <w:hyperlink w:history="1" r:id="rIdt7mtsszgsiipt7zttbvvk">
+      <w:hyperlink w:history="1" r:id="rId5aemwiwh3yjgg7xlxpn0o">
         <w:r>
           <w:rPr>
             <w:rStyle w:val="Hyperlink"/>
@@ -713,7 +713,7 @@
         </w:numPr>
         <w:spacing w:after="80" w:line="320"/>
       </w:pPr>
-      <w:hyperlink w:history="1" r:id="rIdlctcz5dkpyapzcmelbifb">
+      <w:hyperlink w:history="1" r:id="rIdozo3mvfi_scssui0qux5l">
         <w:r>
           <w:rPr>
             <w:rStyle w:val="Hyperlink"/>
@@ -843,7 +843,7 @@
         </w:numPr>
         <w:spacing w:after="80" w:line="320"/>
       </w:pPr>
-      <w:hyperlink w:history="1" r:id="rIdatlo8kydfefvgqrgduunt">
+      <w:hyperlink w:history="1" r:id="rIdubxk2jeo1o7oslnobcht8">
         <w:r>
           <w:rPr>
             <w:rStyle w:val="Hyperlink"/>
@@ -901,7 +901,7 @@
         </w:numPr>
         <w:spacing w:after="80" w:line="320"/>
       </w:pPr>
-      <w:hyperlink w:history="1" r:id="rIdv4utu5zvfdj2vbj_abc7h">
+      <w:hyperlink w:history="1" r:id="rIdhuxbfgcjr_cfpdlbqcxbp">
         <w:r>
           <w:rPr>
             <w:rStyle w:val="Hyperlink"/>
@@ -941,7 +941,7 @@
         </w:numPr>
         <w:spacing w:after="80" w:line="320"/>
       </w:pPr>
-      <w:hyperlink w:history="1" r:id="rIdrkuclt_guwddvche2ctlo">
+      <w:hyperlink w:history="1" r:id="rIdd0yxcq4hlaluvaonbro3p">
         <w:r>
           <w:rPr>
             <w:rStyle w:val="Hyperlink"/>
@@ -981,7 +981,7 @@
         </w:numPr>
         <w:spacing w:after="80" w:line="320"/>
       </w:pPr>
-      <w:hyperlink w:history="1" r:id="rIdszro4hxgmtnrpskbppg6k">
+      <w:hyperlink w:history="1" r:id="rIdapkfbwmszcaarkqvstysp">
         <w:r>
           <w:rPr>
             <w:rStyle w:val="Hyperlink"/>
@@ -1021,7 +1021,7 @@
         </w:numPr>
         <w:spacing w:after="80" w:line="320"/>
       </w:pPr>
-      <w:hyperlink w:history="1" r:id="rIdiwmrts9kmwmn_rlbbiqqc">
+      <w:hyperlink w:history="1" r:id="rIdswrg1ltkvk2einauwhggu">
         <w:r>
           <w:rPr>
             <w:rStyle w:val="Hyperlink"/>
@@ -1114,7 +1114,7 @@
         </w:numPr>
         <w:spacing w:after="80" w:line="320"/>
       </w:pPr>
-      <w:hyperlink w:history="1" r:id="rIdcgwc2b_bxpeg4czmd0iiq">
+      <w:hyperlink w:history="1" r:id="rIdwg88b2qp5v7vps_ly2jc-">
         <w:r>
           <w:rPr>
             <w:rStyle w:val="Hyperlink"/>
@@ -1181,7 +1181,7 @@
         </w:numPr>
         <w:spacing w:after="80" w:line="320"/>
       </w:pPr>
-      <w:hyperlink w:history="1" r:id="rIdwwyxtecwvjbt1vmg54eul">
+      <w:hyperlink w:history="1" r:id="rId6dyrqisoagtznvas42gmp">
         <w:r>
           <w:rPr>
             <w:rStyle w:val="Hyperlink"/>
@@ -1248,7 +1248,7 @@
         </w:numPr>
         <w:spacing w:after="80" w:line="320"/>
       </w:pPr>
-      <w:hyperlink w:history="1" r:id="rIdhptcq-_pbj4nqizmr95oe">
+      <w:hyperlink w:history="1" r:id="rIdzdok2lhzqiatrdiyj_a3p">
         <w:r>
           <w:rPr>
             <w:rStyle w:val="Hyperlink"/>
@@ -1288,7 +1288,7 @@
         </w:numPr>
         <w:spacing w:after="80" w:line="320"/>
       </w:pPr>
-      <w:hyperlink w:history="1" r:id="rIdsqjztjg1grddo6vvmxx49">
+      <w:hyperlink w:history="1" r:id="rIdazl2w4f6kn0ulyia9b4wl">
         <w:r>
           <w:rPr>
             <w:rStyle w:val="Hyperlink"/>
@@ -1355,7 +1355,7 @@
         </w:numPr>
         <w:spacing w:after="80" w:line="320"/>
       </w:pPr>
-      <w:hyperlink w:history="1" r:id="rIdcvdbpqmhlqeptelacgjps">
+      <w:hyperlink w:history="1" r:id="rIdpsqjwkiit04hf4oqocu2w">
         <w:r>
           <w:rPr>
             <w:rStyle w:val="Hyperlink"/>
@@ -1422,7 +1422,7 @@
         </w:numPr>
         <w:spacing w:after="80" w:line="320"/>
       </w:pPr>
-      <w:hyperlink w:history="1" r:id="rIdslf6yso01bru9c9qut4l-">
+      <w:hyperlink w:history="1" r:id="rId6bwjvpmpszbfzqotosve9">
         <w:r>
           <w:rPr>
             <w:rStyle w:val="Hyperlink"/>
@@ -1489,7 +1489,7 @@
         </w:numPr>
         <w:spacing w:after="80" w:line="320"/>
       </w:pPr>
-      <w:hyperlink w:history="1" r:id="rIdwsk_0dlszd51e0y4uq8_i">
+      <w:hyperlink w:history="1" r:id="rIdvpeiaiivkawdwjzfddyie">
         <w:r>
           <w:rPr>
             <w:rStyle w:val="Hyperlink"/>
@@ -1556,7 +1556,7 @@
         </w:numPr>
         <w:spacing w:after="80" w:line="320"/>
       </w:pPr>
-      <w:hyperlink w:history="1" r:id="rId1_bkd0qoggxzofc023m1e">
+      <w:hyperlink w:history="1" r:id="rId2fxnquq32ycx6redqnz4x">
         <w:r>
           <w:rPr>
             <w:rStyle w:val="Hyperlink"/>
@@ -1623,7 +1623,7 @@
         </w:numPr>
         <w:spacing w:after="80" w:line="320"/>
       </w:pPr>
-      <w:hyperlink w:history="1" r:id="rIdeodwmseby_yposqkr3cnc">
+      <w:hyperlink w:history="1" r:id="rIdawrlqsqslkebrplb5-w2m">
         <w:r>
           <w:rPr>
             <w:rStyle w:val="Hyperlink"/>
@@ -1690,7 +1690,7 @@
         </w:numPr>
         <w:spacing w:after="80" w:line="320"/>
       </w:pPr>
-      <w:hyperlink w:history="1" r:id="rIdqyoh6ggibo_mnppydw59f">
+      <w:hyperlink w:history="1" r:id="rIdue-pxzni4heuocrl7plrd">
         <w:r>
           <w:rPr>
             <w:rStyle w:val="Hyperlink"/>
@@ -1748,7 +1748,7 @@
         </w:numPr>
         <w:spacing w:after="80" w:line="320"/>
       </w:pPr>
-      <w:hyperlink w:history="1" r:id="rIdxkkyuutq2sprabkqgj-ra">
+      <w:hyperlink w:history="1" r:id="rIdryhmwj0lyqalckm3bw8w7">
         <w:r>
           <w:rPr>
             <w:rStyle w:val="Hyperlink"/>
@@ -1823,7 +1823,7 @@
         </w:numPr>
         <w:spacing w:after="80" w:line="320"/>
       </w:pPr>
-      <w:hyperlink w:history="1" r:id="rIdgq4old7ugppt5zh6uoyzm">
+      <w:hyperlink w:history="1" r:id="rIdildlem0s-aa4zhtnwfzmb">
         <w:r>
           <w:rPr>
             <w:rStyle w:val="Hyperlink"/>
@@ -1863,7 +1863,7 @@
         </w:numPr>
         <w:spacing w:after="80" w:line="320"/>
       </w:pPr>
-      <w:hyperlink w:history="1" r:id="rIdonitefgsmwgqsiffo5d5q">
+      <w:hyperlink w:history="1" r:id="rIdg4xmmsnplalcuadoeas4_">
         <w:r>
           <w:rPr>
             <w:rStyle w:val="Hyperlink"/>
@@ -1903,7 +1903,7 @@
         </w:numPr>
         <w:spacing w:after="80" w:line="320"/>
       </w:pPr>
-      <w:hyperlink w:history="1" r:id="rIdx4ofh1zainlb9vgbcmqy6">
+      <w:hyperlink w:history="1" r:id="rIdkmaey4dqe4x_tnko9bikq">
         <w:r>
           <w:rPr>
             <w:rStyle w:val="Hyperlink"/>
